--- a/content-src/docx/R O 1999 08 15 Drugs.docx
+++ b/content-src/docx/R O 1999 08 15 Drugs.docx
@@ -67,7 +67,7 @@
     </w:p>
     <w:p>
       <w:r>
-        <w:t xml:space="preserve">&lt;category&gt;politics&lt;/category&gt;</w:t>
+        <w:t xml:space="preserve">&lt;category&gt;politics, recreation&lt;/category&gt;</w:t>
       </w:r>
     </w:p>
     <w:p>
